--- a/pr-preview/pr-412/estimator-properties-handout.docx
+++ b/pr-preview/pr-412/estimator-properties-handout.docx
@@ -15,7 +15,7 @@
         <w:pStyle w:val="Date"/>
       </w:pPr>
       <w:r>
-        <w:t xml:space="preserve">Last modified: 2026-10-21 11:52:50 (PDT)</w:t>
+        <w:t xml:space="preserve">Last modified: 2026-10-26 11:08:19 (PDT)</w:t>
       </w:r>
     </w:p>
     <w:p>
@@ -1390,6 +1390,7 @@
                 <m:num>
                   <m:r>
                     <m:rPr>
+                      <m:scr m:val="double-struck"/>
                       <m:sty m:val="p"/>
                     </m:rPr>
                     <m:t>E</m:t>
@@ -1538,6 +1539,7 @@
                 <m:num>
                   <m:r>
                     <m:rPr>
+                      <m:scr m:val="double-struck"/>
                       <m:sty m:val="p"/>
                     </m:rPr>
                     <m:t>E</m:t>
@@ -7029,6 +7031,7 @@
       <m:oMath>
         <m:r>
           <m:rPr>
+            <m:scr m:val="double-struck"/>
             <m:sty m:val="p"/>
           </m:rPr>
           <m:t>E</m:t>
@@ -7143,13 +7146,13 @@
         <w:t xml:space="preserve">$$
     \begin{aligned}
     {\operatorname{Cov}\mathopen{}\left(\hat{\theta}, \ell'\right)\mathclose{}}
-    &amp;= {\operatorname{E}\mathopen{}\left[\hat{\theta}\ell'\right]\mathclose{}} - {\operatorname{E}\mathopen{}\left[\hat{\theta}\right]\mathclose{}}\,{\operatorname{E}\mathopen{}\left[\ell'\right]\mathclose{}}
+    &amp;= {\mathbb{E}\mathopen{}\left[\hat{\theta}\ell'\right]\mathclose{}} - {\mathbb{E}\mathopen{}\left[\hat{\theta}\right]\mathclose{}}\,{\mathbb{E}\mathopen{}\left[\ell'\right]\mathclose{}}
     &amp;&amp; \text{(definition of covariance)}\\
-    &amp;= {\operatorname{E}\mathopen{}\left[\hat{\theta}\ell'\right]\mathclose{}} - {\operatorname{E}\mathopen{}\left[\hat{\theta}\right]\mathclose{}} \cdot 0
+    &amp;= {\mathbb{E}\mathopen{}\left[\hat{\theta}\ell'\right]\mathclose{}} - {\mathbb{E}\mathopen{}\left[\hat{\theta}\right]\mathclose{}} \cdot 0
     &amp;&amp; \text{(the score has mean zero)}\\
-    &amp;= {\operatorname{E}\mathopen{}\left[\hat{\theta}\ell'\right]\mathclose{}} - 0
+    &amp;= {\mathbb{E}\mathopen{}\left[\hat{\theta}\ell'\right]\mathclose{}} - 0
     &amp;&amp; \text{($b \cdot 0 = 0$)}\\
-    &amp;= {\operatorname{E}\mathopen{}\left[\hat{\theta}\ell'\right]\mathclose{}}
+    &amp;= {\mathbb{E}\mathopen{}\left[\hat{\theta}\ell'\right]\mathclose{}}
     &amp;&amp; \text{($a - 0 = a$)}\\
     &amp;= \int \hat{\theta}(\mathord{\smash[b]{\underset{\raise.3ex\hbox{$\scriptstyle\sim$}}{x}}\vphantom{x}}) \, \ell'(\mathord{\smash[b]{\underset{\raise.3ex\hbox{$\scriptstyle\sim$}}{x}}\vphantom{x}}\mid \theta) \, \operatorname{p}(\mathord{\smash[b]{\underset{\raise.3ex\hbox{$\scriptstyle\sim$}}{x}}\vphantom{x}}\mid \theta) \, d\mathord{\smash[b]{\underset{\raise.3ex\hbox{$\scriptstyle\sim$}}{x}}\vphantom{x}}
     &amp;&amp; \text{(definition of expectation)}\\
@@ -7159,7 +7162,7 @@
     &amp;&amp; \text{(derivative of a log density)}\\
     &amp;= \frac{\partial}{\partial \theta} \int \hat{\theta}(\mathord{\smash[b]{\underset{\raise.3ex\hbox{$\scriptstyle\sim$}}{x}}\vphantom{x}}) \, \operatorname{p}(\mathord{\smash[b]{\underset{\raise.3ex\hbox{$\scriptstyle\sim$}}{x}}\vphantom{x}}\mid \theta) \, d\mathord{\smash[b]{\underset{\raise.3ex\hbox{$\scriptstyle\sim$}}{x}}\vphantom{x}}
     &amp;&amp; \text{(exchange derivative and integral)}\\
-    &amp;= \frac{\partial}{\partial \theta} {\operatorname{E}\mathopen{}\left[\hat{\theta}\right]\mathclose{}}
+    &amp;= \frac{\partial}{\partial \theta} {\mathbb{E}\mathopen{}\left[\hat{\theta}\right]\mathclose{}}
     &amp;&amp; \text{(definition of expectation)}\\
     &amp;= \frac{\partial}{\partial \theta} \theta
     &amp;&amp; \text{($\hat{\theta}$ is unbiased)}\\
